--- a/storage/contracts/1/contract.docx
+++ b/storage/contracts/1/contract.docx
@@ -64,7 +64,7 @@
       </w:pPr>
       <w:r>
         <w:rPr/>
-        <w:t xml:space="preserve">Generated at: 2026-05-09 15:56:32</w:t>
+        <w:t xml:space="preserve">Generated at: 2026-05-11 09:38:09</w:t>
       </w:r>
     </w:p>
     <w:p/>
@@ -92,7 +92,7 @@
 <file path=word/numbering.xml><?xml version="1.0" encoding="utf-8"?>
 <w:numbering xmlns:ve="http://schemas.openxmlformats.org/markup-compatibility/2006" xmlns:o="urn:schemas-microsoft-com:office:office" xmlns:r="http://schemas.openxmlformats.org/officeDocument/2006/relationships" xmlns:m="http://schemas.openxmlformats.org/officeDocument/2006/math" xmlns:v="urn:schemas-microsoft-com:vml" xmlns:wp="http://schemas.openxmlformats.org/drawingml/2006/wordprocessingDrawing" xmlns:w10="urn:schemas-microsoft-com:office:word" xmlns:w="http://schemas.openxmlformats.org/wordprocessingml/2006/main" xmlns:wne="http://schemas.microsoft.com/office/word/2006/wordml">
   <w:abstractNum w:abstractNumId="1">
-    <w:nsid w:val="E8EAF5F1"/>
+    <w:nsid w:val="823F8883"/>
     <w:multiLevelType w:val="hybridMultilevel"/>
     <w:lvl w:ilvl="0">
       <w:start w:val="1"/>
